--- a/qcdoes_exercise_NCKU/Qcodes_note_06July2025.docx
+++ b/qcdoes_exercise_NCKU/Qcodes_note_06July2025.docx
@@ -2,6 +2,28 @@
 <file path=word/document.xml><?xml version="1.0" encoding="utf-8"?>
 <w:document xmlns:wpc="http://schemas.microsoft.com/office/word/2010/wordprocessingCanvas" xmlns:cx="http://schemas.microsoft.com/office/drawing/2014/chartex" xmlns:cx1="http://schemas.microsoft.com/office/drawing/2015/9/8/chartex" xmlns:cx2="http://schemas.microsoft.com/office/drawing/2015/10/21/chartex" xmlns:cx3="http://schemas.microsoft.com/office/drawing/2016/5/9/chartex" xmlns:cx4="http://schemas.microsoft.com/office/drawing/2016/5/10/chartex" xmlns:cx5="http://schemas.microsoft.com/office/drawing/2016/5/11/chartex" xmlns:cx6="http://schemas.microsoft.com/office/drawing/2016/5/12/chartex" xmlns:cx7="http://schemas.microsoft.com/office/drawing/2016/5/13/chartex" xmlns:cx8="http://schemas.microsoft.com/office/drawing/2016/5/14/chartex" xmlns:mc="http://schemas.openxmlformats.org/markup-compatibility/2006" xmlns:aink="http://schemas.microsoft.com/office/drawing/2016/ink" xmlns:am3d="http://schemas.microsoft.com/office/drawing/2017/model3d" xmlns:o="urn:schemas-microsoft-com:office:office" xmlns:oel="http://schemas.microsoft.com/office/2019/extlst" xmlns:r="http://schemas.openxmlformats.org/officeDocument/2006/relationships" xmlns:m="http://schemas.openxmlformats.org/officeDocument/2006/math" xmlns:v="urn:schemas-microsoft-com:vml" xmlns:wp14="http://schemas.microsoft.com/office/word/2010/wordprocessingDrawing" xmlns:wp="http://schemas.openxmlformats.org/drawingml/2006/wordprocessingDrawing" xmlns:w10="urn:schemas-microsoft-com:office:word" xmlns:w="http://schemas.openxmlformats.org/wordprocessingml/2006/main" xmlns:w14="http://schemas.microsoft.com/office/word/2010/wordml" xmlns:w15="http://schemas.microsoft.com/office/word/2012/wordml" xmlns:w16cex="http://schemas.microsoft.com/office/word/2018/wordml/cex" xmlns:w16cid="http://schemas.microsoft.com/office/word/2016/wordml/cid" xmlns:w16="http://schemas.microsoft.com/office/word/2018/wordml" xmlns:w16du="http://schemas.microsoft.com/office/word/2023/wordml/word16du" xmlns:w16sdtdh="http://schemas.microsoft.com/office/word/2020/wordml/sdtdatahash" xmlns:w16sdtfl="http://schemas.microsoft.com/office/word/2024/wordml/sdtformatlock" xmlns:w16se="http://schemas.microsoft.com/office/word/2015/wordml/symex" xmlns:wpg="http://schemas.microsoft.com/office/word/2010/wordprocessingGroup" xmlns:wpi="http://schemas.microsoft.com/office/word/2010/wordprocessingInk" xmlns:wne="http://schemas.microsoft.com/office/word/2006/wordml" xmlns:wps="http://schemas.microsoft.com/office/word/2010/wordprocessingShape" mc:Ignorable="w14 w15 w16se w16cid w16 w16cex w16sdtdh w16sdtfl w16du wp14">
   <w:body>
+    <w:p>
+      <w:pPr>
+        <w:rPr>
+          <w:sz w:val="48"/>
+          <w:szCs w:val="48"/>
+        </w:rPr>
+      </w:pPr>
+      <w:r>
+        <w:rPr>
+          <w:sz w:val="48"/>
+          <w:szCs w:val="48"/>
+        </w:rPr>
+        <w:t>Introduction</w:t>
+      </w:r>
+      <w:r>
+        <w:rPr>
+          <w:sz w:val="48"/>
+          <w:szCs w:val="48"/>
+        </w:rPr>
+        <w:t>:</w:t>
+      </w:r>
+    </w:p>
     <w:p>
       <w:pPr>
         <w:rPr>
@@ -352,6 +374,22 @@
       <w:proofErr w:type="spellEnd"/>
       <w:r>
         <w:rPr>
+          <w:highlight w:val="yellow"/>
+          <w:lang w:eastAsia="zh-TW"/>
+        </w:rPr>
+        <w:t xml:space="preserve"> step, </w:t>
+      </w:r>
+      <w:proofErr w:type="spellStart"/>
+      <w:r>
+        <w:rPr>
+          <w:highlight w:val="yellow"/>
+          <w:lang w:eastAsia="zh-TW"/>
+        </w:rPr>
+        <w:t>interdelay</w:t>
+      </w:r>
+      <w:proofErr w:type="spellEnd"/>
+      <w:r>
+        <w:rPr>
           <w:rFonts w:hint="eastAsia"/>
           <w:highlight w:val="yellow"/>
           <w:lang w:eastAsia="zh-TW"/>
@@ -391,6 +429,13 @@
           <w:lang w:eastAsia="zh-TW"/>
         </w:rPr>
         <w:t>)</w:t>
+      </w:r>
+      <w:r>
+        <w:rPr>
+          <w:highlight w:val="yellow"/>
+          <w:lang w:eastAsia="zh-TW"/>
+        </w:rPr>
+        <w:t xml:space="preserve"> </w:t>
       </w:r>
     </w:p>
     <w:p>
@@ -548,6 +593,7 @@
         </w:numPr>
         <w:rPr>
           <w:highlight w:val="yellow"/>
+          <w:lang w:eastAsia="zh-TW"/>
         </w:rPr>
       </w:pPr>
       <w:r>
@@ -660,6 +706,44 @@
           <w:lang w:eastAsia="zh-TW"/>
         </w:rPr>
         <w:t>)</w:t>
+      </w:r>
+    </w:p>
+    <w:p>
+      <w:pPr>
+        <w:rPr>
+          <w:highlight w:val="yellow"/>
+          <w:lang w:eastAsia="zh-TW"/>
+        </w:rPr>
+      </w:pPr>
+      <w:r>
+        <w:rPr>
+          <w:highlight w:val="yellow"/>
+          <w:lang w:eastAsia="zh-TW"/>
+        </w:rPr>
+        <w:br w:type="page"/>
+      </w:r>
+    </w:p>
+    <w:p>
+      <w:pPr>
+        <w:rPr>
+          <w:sz w:val="48"/>
+          <w:szCs w:val="48"/>
+        </w:rPr>
+      </w:pPr>
+      <w:r>
+        <w:rPr>
+          <w:sz w:val="48"/>
+          <w:szCs w:val="48"/>
+        </w:rPr>
+        <w:lastRenderedPageBreak/>
+        <w:t>I</w:t>
+      </w:r>
+      <w:r>
+        <w:rPr>
+          <w:sz w:val="48"/>
+          <w:szCs w:val="48"/>
+        </w:rPr>
+        <w:t>nstallation:</w:t>
       </w:r>
     </w:p>
     <w:p>
@@ -838,69 +922,76 @@
           <w:lang w:eastAsia="zh-TW"/>
         </w:rPr>
       </w:pPr>
-      <w:r>
-        <w:rPr>
-          <w:rFonts w:hint="eastAsia"/>
+      <w:proofErr w:type="spellStart"/>
+      <w:r>
+        <w:rPr>
           <w:sz w:val="32"/>
           <w:szCs w:val="32"/>
           <w:lang w:eastAsia="zh-TW"/>
         </w:rPr>
-        <w:t>Notes:</w:t>
-      </w:r>
-    </w:p>
-    <w:p>
-      <w:pPr>
-        <w:ind w:leftChars="100" w:left="220"/>
-      </w:pPr>
-      <w:proofErr w:type="spellStart"/>
-      <w:r>
-        <w:rPr>
-          <w:highlight w:val="green"/>
-        </w:rPr>
         <w:t>Plottr</w:t>
       </w:r>
       <w:proofErr w:type="spellEnd"/>
       <w:r>
+        <w:rPr>
+          <w:sz w:val="32"/>
+          <w:szCs w:val="32"/>
+          <w:lang w:eastAsia="zh-TW"/>
+        </w:rPr>
         <w:t xml:space="preserve"> installation</w:t>
       </w:r>
       <w:r>
+        <w:rPr>
+          <w:sz w:val="32"/>
+          <w:szCs w:val="32"/>
+          <w:lang w:eastAsia="zh-TW"/>
+        </w:rPr>
         <w:t xml:space="preserve"> (</w:t>
       </w:r>
       <w:hyperlink r:id="rId8" w:history="1">
         <w:r>
           <w:rPr>
             <w:rStyle w:val="Hyperlink"/>
+            <w:sz w:val="32"/>
+            <w:szCs w:val="32"/>
+            <w:lang w:eastAsia="zh-TW"/>
           </w:rPr>
-          <w:t>referen</w:t>
+          <w:t>Reference_1</w:t>
         </w:r>
+      </w:hyperlink>
+      <w:r>
+        <w:rPr>
+          <w:sz w:val="32"/>
+          <w:szCs w:val="32"/>
+          <w:lang w:eastAsia="zh-TW"/>
+        </w:rPr>
+        <w:t xml:space="preserve">, </w:t>
+      </w:r>
+      <w:hyperlink r:id="rId9" w:history="1">
         <w:r>
           <w:rPr>
             <w:rStyle w:val="Hyperlink"/>
+            <w:sz w:val="32"/>
+            <w:szCs w:val="32"/>
+            <w:lang w:eastAsia="zh-TW"/>
           </w:rPr>
-          <w:t>c</w:t>
-        </w:r>
-        <w:r>
-          <w:rPr>
-            <w:rStyle w:val="Hyperlink"/>
-          </w:rPr>
-          <w:t>e_1</w:t>
+          <w:t>Reference_2</w:t>
         </w:r>
       </w:hyperlink>
       <w:r>
-        <w:t xml:space="preserve">, </w:t>
-      </w:r>
-      <w:hyperlink r:id="rId9" w:anchor="quickstart" w:history="1">
-        <w:r>
-          <w:rPr>
-            <w:rStyle w:val="Hyperlink"/>
-          </w:rPr>
-          <w:t>reference_2</w:t>
-        </w:r>
-      </w:hyperlink>
-      <w:r>
+        <w:rPr>
+          <w:sz w:val="32"/>
+          <w:szCs w:val="32"/>
+          <w:lang w:eastAsia="zh-TW"/>
+        </w:rPr>
         <w:t>)</w:t>
       </w:r>
       <w:r>
+        <w:rPr>
+          <w:sz w:val="32"/>
+          <w:szCs w:val="32"/>
+          <w:lang w:eastAsia="zh-TW"/>
+        </w:rPr>
         <w:t>:</w:t>
       </w:r>
     </w:p>
